--- a/Diplomarbeit/8_Zeichnungen/Verteilerschrank.docx
+++ b/Diplomarbeit/8_Zeichnungen/Verteilerschrank.docx
@@ -95,7 +95,15 @@
             <w:tcW w:w="4531" w:type="dxa"/>
           </w:tcPr>
           <w:p>
-            <w:r>
+            <w:pPr>
+              <w:rPr>
+                <w:lang w:val="en-GB"/>
+              </w:rPr>
+            </w:pPr>
+            <w:r>
+              <w:rPr>
+                <w:lang w:val="en-GB"/>
+              </w:rPr>
               <w:t>12V AGM Super Cycle Batterie</w:t>
             </w:r>
           </w:p>
@@ -117,13 +125,8 @@
             <w:tcW w:w="4531" w:type="dxa"/>
           </w:tcPr>
           <w:p>
-            <w:proofErr w:type="spellStart"/>
-            <w:r>
-              <w:t>Victron</w:t>
-            </w:r>
-            <w:proofErr w:type="spellEnd"/>
-            <w:r>
-              <w:t xml:space="preserve"> MultiPlus 12/800</w:t>
+            <w:r>
+              <w:t>Victron MultiPlus 12/800</w:t>
             </w:r>
           </w:p>
         </w:tc>
@@ -153,13 +156,8 @@
             <w:tcW w:w="4531" w:type="dxa"/>
           </w:tcPr>
           <w:p>
-            <w:proofErr w:type="spellStart"/>
-            <w:r>
-              <w:t>Victron</w:t>
-            </w:r>
-            <w:proofErr w:type="spellEnd"/>
-            <w:r>
-              <w:t xml:space="preserve"> Orion 12/12-18</w:t>
+            <w:r>
+              <w:t>Victron Orion 12/12-18</w:t>
             </w:r>
           </w:p>
         </w:tc>
@@ -183,13 +181,8 @@
             <w:tcW w:w="4531" w:type="dxa"/>
           </w:tcPr>
           <w:p>
-            <w:proofErr w:type="spellStart"/>
-            <w:r>
-              <w:t>Victron</w:t>
-            </w:r>
-            <w:proofErr w:type="spellEnd"/>
-            <w:r>
-              <w:t xml:space="preserve"> SmartShunt 500A</w:t>
+            <w:r>
+              <w:t>Victron SmartShunt 500A</w:t>
             </w:r>
           </w:p>
         </w:tc>
@@ -219,13 +212,8 @@
             <w:tcW w:w="4531" w:type="dxa"/>
           </w:tcPr>
           <w:p>
-            <w:proofErr w:type="spellStart"/>
-            <w:r>
-              <w:t>Victron</w:t>
-            </w:r>
-            <w:proofErr w:type="spellEnd"/>
-            <w:r>
-              <w:t xml:space="preserve"> Cerbo GX</w:t>
+            <w:r>
+              <w:t>Victron Cerbo GX</w:t>
             </w:r>
           </w:p>
         </w:tc>
@@ -252,13 +240,8 @@
             <w:tcW w:w="4531" w:type="dxa"/>
           </w:tcPr>
           <w:p>
-            <w:proofErr w:type="spellStart"/>
-            <w:r>
-              <w:t>Victron</w:t>
-            </w:r>
-            <w:proofErr w:type="spellEnd"/>
-            <w:r>
-              <w:t xml:space="preserve"> GX Touch</w:t>
+            <w:r>
+              <w:t>Victron GX Touch</w:t>
             </w:r>
           </w:p>
         </w:tc>
@@ -335,16 +318,7 @@
                 <w:sz w:val="24"/>
                 <w:szCs w:val="24"/>
               </w:rPr>
-              <w:t>Platzbedarf</w:t>
-            </w:r>
-            <w:r>
-              <w:rPr>
-                <w:b/>
-                <w:bCs/>
-                <w:sz w:val="24"/>
-                <w:szCs w:val="24"/>
-              </w:rPr>
-              <w:t xml:space="preserve"> (L * T * H) in mm</w:t>
+              <w:t>Platzbedarf (L * T * H) in mm</w:t>
             </w:r>
           </w:p>
         </w:tc>
@@ -355,7 +329,15 @@
             <w:tcW w:w="4531" w:type="dxa"/>
           </w:tcPr>
           <w:p>
-            <w:r>
+            <w:pPr>
+              <w:rPr>
+                <w:lang w:val="en-GB"/>
+              </w:rPr>
+            </w:pPr>
+            <w:r>
+              <w:rPr>
+                <w:lang w:val="en-GB"/>
+              </w:rPr>
               <w:t>12V AGM Super Cycle Batterie</w:t>
             </w:r>
           </w:p>
@@ -392,13 +374,8 @@
             <w:tcW w:w="4531" w:type="dxa"/>
           </w:tcPr>
           <w:p>
-            <w:proofErr w:type="spellStart"/>
-            <w:r>
-              <w:t>Victron</w:t>
-            </w:r>
-            <w:proofErr w:type="spellEnd"/>
-            <w:r>
-              <w:t xml:space="preserve"> MultiPlus 12/800</w:t>
+            <w:r>
+              <w:t>Victron MultiPlus 12/800</w:t>
             </w:r>
           </w:p>
         </w:tc>
@@ -431,13 +408,8 @@
             <w:tcW w:w="4531" w:type="dxa"/>
           </w:tcPr>
           <w:p>
-            <w:proofErr w:type="spellStart"/>
-            <w:r>
-              <w:t>Victron</w:t>
-            </w:r>
-            <w:proofErr w:type="spellEnd"/>
-            <w:r>
-              <w:t xml:space="preserve"> Orion 12/12-18</w:t>
+            <w:r>
+              <w:t>Victron Orion 12/12-18</w:t>
             </w:r>
           </w:p>
         </w:tc>
@@ -476,13 +448,8 @@
             <w:tcW w:w="4531" w:type="dxa"/>
           </w:tcPr>
           <w:p>
-            <w:proofErr w:type="spellStart"/>
-            <w:r>
-              <w:t>Victron</w:t>
-            </w:r>
-            <w:proofErr w:type="spellEnd"/>
-            <w:r>
-              <w:t xml:space="preserve"> SmartShunt 500A</w:t>
+            <w:r>
+              <w:t>Victron SmartShunt 500A</w:t>
             </w:r>
           </w:p>
         </w:tc>
@@ -515,13 +482,8 @@
             <w:tcW w:w="4531" w:type="dxa"/>
           </w:tcPr>
           <w:p>
-            <w:proofErr w:type="spellStart"/>
-            <w:r>
-              <w:t>Victron</w:t>
-            </w:r>
-            <w:proofErr w:type="spellEnd"/>
-            <w:r>
-              <w:t xml:space="preserve"> Cerbo GX</w:t>
+            <w:r>
+              <w:t>Victron Cerbo GX</w:t>
             </w:r>
           </w:p>
         </w:tc>
@@ -557,13 +519,8 @@
             <w:tcW w:w="4531" w:type="dxa"/>
           </w:tcPr>
           <w:p>
-            <w:proofErr w:type="spellStart"/>
-            <w:r>
-              <w:t>Victron</w:t>
-            </w:r>
-            <w:proofErr w:type="spellEnd"/>
-            <w:r>
-              <w:t xml:space="preserve"> GX Touch</w:t>
+            <w:r>
+              <w:t>Victron GX Touch</w:t>
             </w:r>
           </w:p>
         </w:tc>
@@ -648,22 +605,12 @@
         <w:t xml:space="preserve">Platzierung: </w:t>
       </w:r>
       <w:r>
-        <w:t xml:space="preserve">ganz unten unter </w:t>
-      </w:r>
-      <w:proofErr w:type="spellStart"/>
-      <w:r>
-        <w:t>SmartShunt</w:t>
-      </w:r>
-      <w:proofErr w:type="spellEnd"/>
-    </w:p>
-    <w:p>
-      <w:proofErr w:type="spellStart"/>
-      <w:r>
-        <w:t>MultiPlus</w:t>
-      </w:r>
-      <w:proofErr w:type="spellEnd"/>
-      <w:r>
-        <w:t>:</w:t>
+        <w:t>ganz unten unter SmartShunt</w:t>
+      </w:r>
+    </w:p>
+    <w:p>
+      <w:r>
+        <w:t>MultiPlus:</w:t>
       </w:r>
     </w:p>
     <w:p>
@@ -727,13 +674,8 @@
       </w:r>
     </w:p>
     <w:p>
-      <w:proofErr w:type="spellStart"/>
-      <w:r>
-        <w:t>SmartShunt</w:t>
-      </w:r>
-      <w:proofErr w:type="spellEnd"/>
-      <w:r>
-        <w:t>:</w:t>
+      <w:r>
+        <w:t>SmartShunt:</w:t>
       </w:r>
     </w:p>
     <w:p>
@@ -837,13 +779,8 @@
         <w:t xml:space="preserve">Platzierung: </w:t>
       </w:r>
       <w:r>
-        <w:t xml:space="preserve">seitlich vom </w:t>
-      </w:r>
-      <w:proofErr w:type="spellStart"/>
-      <w:r>
-        <w:t>MultiPlus</w:t>
-      </w:r>
-      <w:proofErr w:type="spellEnd"/>
+        <w:t>seitlich vom MultiPlus</w:t>
+      </w:r>
     </w:p>
     <w:p>
       <w:r>
@@ -895,15 +832,7 @@
         </w:numPr>
       </w:pPr>
       <w:r>
-        <w:t xml:space="preserve">Platzierung: Nähe zu </w:t>
-      </w:r>
-      <w:proofErr w:type="spellStart"/>
-      <w:r>
-        <w:t>MultiPlus</w:t>
-      </w:r>
-      <w:proofErr w:type="spellEnd"/>
-      <w:r>
-        <w:t xml:space="preserve"> &amp; Shunt</w:t>
+        <w:t>Platzierung: Nähe zu MultiPlus &amp; Shunt</w:t>
       </w:r>
     </w:p>
     <w:p>
@@ -1197,14 +1126,12 @@
                                 <w:color w:val="000000" w:themeColor="text1"/>
                               </w:rPr>
                             </w:pPr>
-                            <w:proofErr w:type="spellStart"/>
                             <w:r>
                               <w:rPr>
                                 <w:color w:val="000000" w:themeColor="text1"/>
                               </w:rPr>
                               <w:t>MultiPlus</w:t>
                             </w:r>
-                            <w:proofErr w:type="spellEnd"/>
                           </w:p>
                           <w:p>
                             <w:pPr>
@@ -1291,108 +1218,16 @@
         <mc:AlternateContent>
           <mc:Choice Requires="wps">
             <w:drawing>
-              <wp:anchor distT="45720" distB="45720" distL="114300" distR="114300" simplePos="0" relativeHeight="251893760" behindDoc="0" locked="0" layoutInCell="1" allowOverlap="1" wp14:anchorId="400E82E0" wp14:editId="2B81E919">
+              <wp:anchor distT="0" distB="0" distL="114300" distR="114300" simplePos="0" relativeHeight="251663360" behindDoc="0" locked="0" layoutInCell="1" allowOverlap="1" wp14:anchorId="0F369D3B" wp14:editId="33DC0C7A">
                 <wp:simplePos x="0" y="0"/>
-                <wp:positionH relativeFrom="column">
-                  <wp:posOffset>4022663</wp:posOffset>
+                <wp:positionH relativeFrom="page">
+                  <wp:posOffset>2003611</wp:posOffset>
                 </wp:positionH>
                 <wp:positionV relativeFrom="paragraph">
-                  <wp:posOffset>222746</wp:posOffset>
+                  <wp:posOffset>241748</wp:posOffset>
                 </wp:positionV>
-                <wp:extent cx="1148080" cy="1404620"/>
-                <wp:effectExtent l="0" t="0" r="0" b="0"/>
-                <wp:wrapSquare wrapText="bothSides"/>
-                <wp:docPr id="217" name="Textfeld 2"/>
-                <wp:cNvGraphicFramePr>
-                  <a:graphicFrameLocks xmlns:a="http://schemas.openxmlformats.org/drawingml/2006/main"/>
-                </wp:cNvGraphicFramePr>
-                <a:graphic xmlns:a="http://schemas.openxmlformats.org/drawingml/2006/main">
-                  <a:graphicData uri="http://schemas.microsoft.com/office/word/2010/wordprocessingShape">
-                    <wps:wsp>
-                      <wps:cNvSpPr txBox="1">
-                        <a:spLocks noChangeArrowheads="1"/>
-                      </wps:cNvSpPr>
-                      <wps:spPr bwMode="auto">
-                        <a:xfrm>
-                          <a:off x="0" y="0"/>
-                          <a:ext cx="1148080" cy="1404620"/>
-                        </a:xfrm>
-                        <a:prstGeom prst="rect">
-                          <a:avLst/>
-                        </a:prstGeom>
-                        <a:solidFill>
-                          <a:srgbClr val="FFFFFF"/>
-                        </a:solidFill>
-                        <a:ln w="9525">
-                          <a:noFill/>
-                          <a:miter lim="800000"/>
-                          <a:headEnd/>
-                          <a:tailEnd/>
-                        </a:ln>
-                      </wps:spPr>
-                      <wps:txbx>
-                        <w:txbxContent>
-                          <w:p>
-                            <w:r>
-                              <w:t>Tür Innenseite</w:t>
-                            </w:r>
-                          </w:p>
-                        </w:txbxContent>
-                      </wps:txbx>
-                      <wps:bodyPr rot="0" vert="horz" wrap="square" lIns="91440" tIns="45720" rIns="91440" bIns="45720" anchor="t" anchorCtr="0">
-                        <a:spAutoFit/>
-                      </wps:bodyPr>
-                    </wps:wsp>
-                  </a:graphicData>
-                </a:graphic>
-                <wp14:sizeRelH relativeFrom="margin">
-                  <wp14:pctWidth>0</wp14:pctWidth>
-                </wp14:sizeRelH>
-                <wp14:sizeRelV relativeFrom="margin">
-                  <wp14:pctHeight>20000</wp14:pctHeight>
-                </wp14:sizeRelV>
-              </wp:anchor>
-            </w:drawing>
-          </mc:Choice>
-          <mc:Fallback>
-            <w:pict>
-              <v:shapetype w14:anchorId="400E82E0" id="_x0000_t202" coordsize="21600,21600" o:spt="202" path="m,l,21600r21600,l21600,xe">
-                <v:stroke joinstyle="miter"/>
-                <v:path gradientshapeok="t" o:connecttype="rect"/>
-              </v:shapetype>
-              <v:shape id="Textfeld 2" o:spid="_x0000_s1027" type="#_x0000_t202" style="position:absolute;margin-left:316.75pt;margin-top:17.55pt;width:90.4pt;height:110.6pt;z-index:251893760;visibility:visible;mso-wrap-style:square;mso-width-percent:0;mso-height-percent:200;mso-wrap-distance-left:9pt;mso-wrap-distance-top:3.6pt;mso-wrap-distance-right:9pt;mso-wrap-distance-bottom:3.6pt;mso-position-horizontal:absolute;mso-position-horizontal-relative:text;mso-position-vertical:absolute;mso-position-vertical-relative:text;mso-width-percent:0;mso-height-percent:200;mso-width-relative:margin;mso-height-relative:margin;v-text-anchor:top" o:gfxdata="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" stroked="f">
-                <v:textbox style="mso-fit-shape-to-text:t">
-                  <w:txbxContent>
-                    <w:p>
-                      <w:r>
-                        <w:t>Tür Innenseite</w:t>
-                      </w:r>
-                    </w:p>
-                  </w:txbxContent>
-                </v:textbox>
-                <w10:wrap type="square"/>
-              </v:shape>
-            </w:pict>
-          </mc:Fallback>
-        </mc:AlternateContent>
-      </w:r>
-      <w:r>
-        <w:rPr>
-          <w:noProof/>
-        </w:rPr>
-        <mc:AlternateContent>
-          <mc:Choice Requires="wps">
-            <w:drawing>
-              <wp:anchor distT="0" distB="0" distL="114300" distR="114300" simplePos="0" relativeHeight="251663360" behindDoc="0" locked="0" layoutInCell="1" allowOverlap="1" wp14:anchorId="0F369D3B" wp14:editId="2939CDE8">
-                <wp:simplePos x="0" y="0"/>
-                <wp:positionH relativeFrom="page">
-                  <wp:posOffset>2002578</wp:posOffset>
-                </wp:positionH>
-                <wp:positionV relativeFrom="paragraph">
-                  <wp:posOffset>242993</wp:posOffset>
-                </wp:positionV>
-                <wp:extent cx="1023620" cy="777240"/>
-                <wp:effectExtent l="0" t="0" r="5080" b="3810"/>
+                <wp:extent cx="1281953" cy="777240"/>
+                <wp:effectExtent l="0" t="0" r="0" b="3810"/>
                 <wp:wrapNone/>
                 <wp:docPr id="694154655" name="Rechteck 3"/>
                 <wp:cNvGraphicFramePr/>
@@ -1403,7 +1238,7 @@
                       <wps:spPr>
                         <a:xfrm>
                           <a:off x="0" y="0"/>
-                          <a:ext cx="1023620" cy="777240"/>
+                          <a:ext cx="1281953" cy="777240"/>
                         </a:xfrm>
                         <a:prstGeom prst="rect">
                           <a:avLst/>
@@ -1485,7 +1320,7 @@
           </mc:Choice>
           <mc:Fallback>
             <w:pict>
-              <v:rect w14:anchorId="0F369D3B" id="_x0000_s1028" style="position:absolute;margin-left:157.7pt;margin-top:19.15pt;width:80.6pt;height:61.2pt;z-index:251663360;visibility:visible;mso-wrap-style:square;mso-width-percent:0;mso-height-percent:0;mso-wrap-distance-left:9pt;mso-wrap-distance-top:0;mso-wrap-distance-right:9pt;mso-wrap-distance-bottom:0;mso-position-horizontal:absolute;mso-position-horizontal-relative:page;mso-position-vertical:absolute;mso-position-vertical-relative:text;mso-width-percent:0;mso-height-percent:0;mso-width-relative:margin;mso-height-relative:margin;v-text-anchor:middle" o:gfxdata="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" fillcolor="#bfbfbf [2412]" stroked="f" strokeweight="1pt">
+              <v:rect w14:anchorId="0F369D3B" id="_x0000_s1027" style="position:absolute;margin-left:157.75pt;margin-top:19.05pt;width:100.95pt;height:61.2pt;z-index:251663360;visibility:visible;mso-wrap-style:square;mso-width-percent:0;mso-height-percent:0;mso-wrap-distance-left:9pt;mso-wrap-distance-top:0;mso-wrap-distance-right:9pt;mso-wrap-distance-bottom:0;mso-position-horizontal:absolute;mso-position-horizontal-relative:page;mso-position-vertical:absolute;mso-position-vertical-relative:text;mso-width-percent:0;mso-height-percent:0;mso-width-relative:margin;mso-height-relative:margin;v-text-anchor:middle" o:gfxdata="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" fillcolor="#bfbfbf [2412]" stroked="f" strokeweight="1pt">
                 <v:textbox>
                   <w:txbxContent>
                     <w:p>
@@ -1520,6 +1355,98 @@
                 </v:textbox>
                 <w10:wrap anchorx="page"/>
               </v:rect>
+            </w:pict>
+          </mc:Fallback>
+        </mc:AlternateContent>
+      </w:r>
+      <w:r>
+        <w:rPr>
+          <w:noProof/>
+        </w:rPr>
+        <mc:AlternateContent>
+          <mc:Choice Requires="wps">
+            <w:drawing>
+              <wp:anchor distT="45720" distB="45720" distL="114300" distR="114300" simplePos="0" relativeHeight="251893760" behindDoc="0" locked="0" layoutInCell="1" allowOverlap="1" wp14:anchorId="400E82E0" wp14:editId="2B482D48">
+                <wp:simplePos x="0" y="0"/>
+                <wp:positionH relativeFrom="column">
+                  <wp:posOffset>4022663</wp:posOffset>
+                </wp:positionH>
+                <wp:positionV relativeFrom="paragraph">
+                  <wp:posOffset>222746</wp:posOffset>
+                </wp:positionV>
+                <wp:extent cx="1148080" cy="1404620"/>
+                <wp:effectExtent l="0" t="0" r="0" b="0"/>
+                <wp:wrapSquare wrapText="bothSides"/>
+                <wp:docPr id="217" name="Textfeld 2"/>
+                <wp:cNvGraphicFramePr>
+                  <a:graphicFrameLocks xmlns:a="http://schemas.openxmlformats.org/drawingml/2006/main"/>
+                </wp:cNvGraphicFramePr>
+                <a:graphic xmlns:a="http://schemas.openxmlformats.org/drawingml/2006/main">
+                  <a:graphicData uri="http://schemas.microsoft.com/office/word/2010/wordprocessingShape">
+                    <wps:wsp>
+                      <wps:cNvSpPr txBox="1">
+                        <a:spLocks noChangeArrowheads="1"/>
+                      </wps:cNvSpPr>
+                      <wps:spPr bwMode="auto">
+                        <a:xfrm>
+                          <a:off x="0" y="0"/>
+                          <a:ext cx="1148080" cy="1404620"/>
+                        </a:xfrm>
+                        <a:prstGeom prst="rect">
+                          <a:avLst/>
+                        </a:prstGeom>
+                        <a:solidFill>
+                          <a:srgbClr val="FFFFFF"/>
+                        </a:solidFill>
+                        <a:ln w="9525">
+                          <a:noFill/>
+                          <a:miter lim="800000"/>
+                          <a:headEnd/>
+                          <a:tailEnd/>
+                        </a:ln>
+                      </wps:spPr>
+                      <wps:txbx>
+                        <w:txbxContent>
+                          <w:p>
+                            <w:r>
+                              <w:t>Tür Innenseite</w:t>
+                            </w:r>
+                          </w:p>
+                        </w:txbxContent>
+                      </wps:txbx>
+                      <wps:bodyPr rot="0" vert="horz" wrap="square" lIns="91440" tIns="45720" rIns="91440" bIns="45720" anchor="t" anchorCtr="0">
+                        <a:spAutoFit/>
+                      </wps:bodyPr>
+                    </wps:wsp>
+                  </a:graphicData>
+                </a:graphic>
+                <wp14:sizeRelH relativeFrom="margin">
+                  <wp14:pctWidth>0</wp14:pctWidth>
+                </wp14:sizeRelH>
+                <wp14:sizeRelV relativeFrom="margin">
+                  <wp14:pctHeight>20000</wp14:pctHeight>
+                </wp14:sizeRelV>
+              </wp:anchor>
+            </w:drawing>
+          </mc:Choice>
+          <mc:Fallback>
+            <w:pict>
+              <v:shapetype w14:anchorId="400E82E0" id="_x0000_t202" coordsize="21600,21600" o:spt="202" path="m,l,21600r21600,l21600,xe">
+                <v:stroke joinstyle="miter"/>
+                <v:path gradientshapeok="t" o:connecttype="rect"/>
+              </v:shapetype>
+              <v:shape id="Textfeld 2" o:spid="_x0000_s1028" type="#_x0000_t202" style="position:absolute;margin-left:316.75pt;margin-top:17.55pt;width:90.4pt;height:110.6pt;z-index:251893760;visibility:visible;mso-wrap-style:square;mso-width-percent:0;mso-height-percent:200;mso-wrap-distance-left:9pt;mso-wrap-distance-top:3.6pt;mso-wrap-distance-right:9pt;mso-wrap-distance-bottom:3.6pt;mso-position-horizontal:absolute;mso-position-horizontal-relative:text;mso-position-vertical:absolute;mso-position-vertical-relative:text;mso-width-percent:0;mso-height-percent:200;mso-width-relative:margin;mso-height-relative:margin;v-text-anchor:top" o:gfxdata="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" stroked="f">
+                <v:textbox style="mso-fit-shape-to-text:t">
+                  <w:txbxContent>
+                    <w:p>
+                      <w:r>
+                        <w:t>Tür Innenseite</w:t>
+                      </w:r>
+                    </w:p>
+                  </w:txbxContent>
+                </v:textbox>
+                <w10:wrap type="square"/>
+              </v:shape>
             </w:pict>
           </mc:Fallback>
         </mc:AlternateContent>
@@ -1837,14 +1764,12 @@
                                 <w:color w:val="000000" w:themeColor="text1"/>
                               </w:rPr>
                             </w:pPr>
-                            <w:proofErr w:type="spellStart"/>
                             <w:r>
                               <w:rPr>
                                 <w:color w:val="000000" w:themeColor="text1"/>
                               </w:rPr>
                               <w:t>SmartShunt</w:t>
                             </w:r>
-                            <w:proofErr w:type="spellEnd"/>
                           </w:p>
                         </w:txbxContent>
                       </wps:txbx>
@@ -2023,7 +1948,10 @@
     <w:p/>
     <w:p>
       <w:r>
-        <w:t>Verteilerkasten:</w:t>
+        <w:t>Mindestmaße Verteilerschrank</w:t>
+      </w:r>
+      <w:r>
+        <w:t>:</w:t>
       </w:r>
     </w:p>
     <w:p>
@@ -2055,6 +1983,9 @@
       <w:r>
         <w:t xml:space="preserve"> = 540</w:t>
       </w:r>
+      <w:r>
+        <w:t> mm</w:t>
+      </w:r>
     </w:p>
     <w:p>
       <w:pPr>
@@ -2073,6 +2004,9 @@
       <w:r>
         <w:t xml:space="preserve"> (Batterie)</w:t>
       </w:r>
+      <w:r>
+        <w:t xml:space="preserve"> = 210 mm</w:t>
+      </w:r>
     </w:p>
     <w:p>
       <w:pPr>
@@ -2105,6 +2039,9 @@
       </w:r>
       <w:r>
         <w:t xml:space="preserve"> = 835</w:t>
+      </w:r>
+      <w:r>
+        <w:t> mm</w:t>
       </w:r>
     </w:p>
     <w:p/>
